--- a/docs/04 - Decisiones tecnicas y stack.docx
+++ b/docs/04 - Decisiones tecnicas y stack.docx
@@ -4707,6 +4707,11 @@
       <w:pPr/>
       <w:r>
         <w:t>Un usuario PENDIENTE existe y no tiene contraseña: password_hash es nulo hasta que consume su enlace de activación. El documento 02 §3.2 le da su propio aviso, y ese aviso revela que el correo existe. Es una concesión aceptada y conviene que quede escrita: la indistinguibilidad cubre «el correo no existe» y «existe con contraseña incorrecta», no «existe y está pendiente».</w:t>
+      </w:r>
+    </w:p>
+    <w:p>
+      <w:r>
+        <w:t xml:space="preserve">En el código eso se ve en el tipo: UsuarioAutenticado.passwordHash es string | null, no string, para que el compilador obligue a tratar el caso. El ingreso no le pasa nunca un nulo a Argon2: un hash nulo es «pendiente» y responde con el aviso de la §3.2. La corrección es del 1 de octubre de 2026; antes el tipo decía string y mentía sobre la columna.</w:t>
       </w:r>
     </w:p>
     <w:p>

--- a/docs/04 - Decisiones tecnicas y stack.docx
+++ b/docs/04 - Decisiones tecnicas y stack.docx
@@ -4444,7 +4444,7 @@
                 <w:szCs w:val="18"/>
                 <w:lang w:val="es-CO"/>
               </w:rPr>
-              <w:t>Contra una base de datos real. El esquema defiende las reglas con triggers, así que una prueba con base simulada puede pasar en verde mientras el sistema real rechaza la operación.</w:t>
+              <w:t>Contra una base de datos real. El esquema defiende las reglas con triggers, así que una prueba con base simulada puede pasar en verde mientras el sistema real rechaza la operación. Y para comprobar que una prueba detecta lo que dice detectar, se quita a propósito una defensa del código y se mira qué prueba cae. SE QUITA UNA A LA VEZ: con varias quitadas juntas, unas tapan a otras. En la rebanada 6.1, sin la comparación del sello y sin el rehash al mismo tiempo, la prueba del rehash seguía pasando porque ninguna cookie vieja fallaba. Un rojo con varias defensas quitadas no demuestra nada sobre cada una.</w:t>
             </w:r>
           </w:p>
         </w:tc>
@@ -4999,6 +4999,12 @@
       </w:r>
     </w:p>
     <w:p>
+      <w:pPr/>
+      <w:r>
+        <w:t>Lo que esta tabla todavía no distingue: «el dato que mandaste no sirve» y «el mundo cambió debajo tuyo». Los rechazos de negocio de la base salen todos con el mismo SQLSTATE, así que «el presupuesto ya no está Abierto» —que ocurre cuando alguien lo activó en otra pestaña— llega a la interfaz como un 422 igual que una cantidad negativa, y la pantalla marca un campo que no tiene nada de malo en vez de recargar. Separarlos pide un SQLSTATE propio para el estado, o sea un cambio de esquema. Hasta que exista, la interfaz distingue por si el error trae el nombre de un campo o no.</w:t>
+      </w:r>
+    </w:p>
+    <w:p>
       <w:pPr>
         <w:pStyle w:val="Ttulo2"/>
       </w:pPr>
@@ -5009,13 +5015,51 @@
     <w:p>
       <w:pPr/>
       <w:r>
-        <w:t>El límite de intentos de ingreso que pide la sección 5 de este documento no existe. Llega con el ingreso, o sea en la rebanada 6.1, y hasta entonces nada impide probar contraseñas en serie: argon2id hace lenta cada prueba, no imposible la serie.</w:t>
+        <w:t>El propósito RESTABLECIMIENTO de los tokens —el enlace que genera el administrador de la empresa, o el dueño, y que se entrega a mano; 24 horas de vigencia y una columna emitido_por— está aprobado de diseño y no está en el esquema, porque el documento 02 todavía no describe esa pantalla. emitido_por no será exclusiva de ese propósito: ACTIVACION también la emite una persona. Mientras no entre, un usuario que olvida su contraseña depende del dueño, que genera un token de RECUPERACION y lo entrega; ese vive 30 minutos, que para un envío a mano es apretado.</w:t>
+      </w:r>
+    </w:p>
+    <w:p>
+      <w:pPr>
+        <w:pStyle w:val="Ttulo2"/>
+      </w:pPr>
+      <w:r>
+        <w:t>8.6 Detalles de la rebanada 6.1</w:t>
       </w:r>
     </w:p>
     <w:p>
       <w:pPr/>
       <w:r>
-        <w:t>El propósito RESTABLECIMIENTO de los tokens —el enlace que genera el administrador de la empresa, o el dueño, y que se entrega a mano; 24 horas de vigencia y una columna emitido_por— está aprobado de diseño y no está en el esquema, porque el documento 02 todavía no describe esa pantalla. emitido_por no será exclusiva de ese propósito: ACTIVACION también la emite una persona. Mientras no entre, un usuario que olvida su contraseña depende del dueño, que genera un token de RECUPERACION y lo entrega; ese vive 30 minutos, que para un envío a mano es apretado.</w:t>
+        <w:t>Límite de intentos. Cinco fallos por correo y veinte por IP dentro de quince minutos en el ingreso, y diez enlaces inválidos por IP en la ruta que los consume. El bloqueo se mira ANTES de verificar la contraseña, así que mientras dura ni la correcta abre: si abriera, el bloqueo no frenaría nada. Un correo que no existe se bloquea igual, para que el bloqueo no delate qué correos tienen cuenta. El contador vive en la memoria del proceso, y eso tiene dos consecuencias: con más de una instancia cada una cuenta por su lado, y reiniciar el servidor borra los bloqueos, así que un proceso que se reinicia en bucle recupera presupuesto de intentos. Cualquiera de las dos es motivo para mover el contador a la base.</w:t>
+      </w:r>
+    </w:p>
+    <w:p>
+      <w:pPr/>
+      <w:r>
+        <w:t>Tokens. El enlace lleva 32 bytes de crypto.randomBytes en base64url; la base guarda su SHA-256 en hexadecimal. No hace falta Argon2: un token de 256 bits aleatorios no se adivina por fuerza bruta, a diferencia de una contraseña elegida por una persona. Lo que frena una serie de intentos contra los enlaces es el límite por IP de la ruta que los consume.</w:t>
+      </w:r>
+    </w:p>
+    <w:p>
+      <w:pPr/>
+      <w:r>
+        <w:t>Proxy. trustProxy nunca es true. Con true, Fastify cree cualquier X-Forwarded-For, y si la aplicación es alcanzable sin pasar por el proxy, un cliente escribe la IP que quiera y el límite de intentos por IP deja de existir —no protege menos: no protege nada—. Se configura con PROXIES_DE_CONFIANZA, que acepta solo la dirección o la subred del proxy concreto, y la API rechaza true al arrancar. Sin esa variable, la IP es la de la conexión, y detrás de un proxy todas las peticiones parecerían venir de él: el límite por IP bloquearía a todos los usuarios a la vez. Es lo primero que va a fallar en el primer despliegue.</w:t>
+      </w:r>
+    </w:p>
+    <w:p>
+      <w:pPr/>
+      <w:r>
+        <w:t>Mensajes de error. Los errores que levanta la base llegan con su SQLSTATE y los traduce un solo módulo (§8.4). Los que levanta el propio código son de dos clases: ErrorParaElUsuario, cuyo texto está escrito para la persona —un enlace vencido, un capítulo que no existe— y se muestra tal cual con 404 o 422; y cualquier otro error, que es de programación, responde 500 y nunca muestra su texto. El cuerpo es plano: { mensaje, campo? }, sin sobre envolvente, porque el estado HTTP ya dice que es un error.</w:t>
+      </w:r>
+    </w:p>
+    <w:p>
+      <w:pPr/>
+      <w:r>
+        <w:t>Términos provisionales. Mientras los términos no hayan pasado por un abogado, la versión se llama PROVISIONAL-&lt;fecha&gt; y la API se niega a arrancar con ella salvo que TERMINOS_PROVISIONALES=si esté escrito a mano: olvidarse de configurar algo no arranca. No depende de NODE_ENV. La página sirve el borrador completo de prototipo/legal.html —los cuatro documentos, leídos del archivo y no copiados— y cada documento empieza por un aviso de que el texto no pasó por revisión legal, que la instalación no es para uso real y a quién escribir. El aviso va dentro de cada documento y no en un campo aparte, para que ninguna pantalla pueda mostrar un documento sin él. Así las pantallas se construyen contra el largo real del contenido y el abogado recibe el texto en su contexto. Las firmas contra una versión provisional no se tratan aparte: al publicarse la versión revisada, el registro las ve como versión vieja y pide aceptar de nuevo.</w:t>
+      </w:r>
+    </w:p>
+    <w:p>
+      <w:pPr/>
+      <w:r>
+        <w:t>Y una consecuencia que no es obvia: mientras la API lea ese archivo, prototipo/legal.html deja de ser una maqueta descartable y pasa a ser contenido del que el arranque depende. Borrar la carpeta del prototipo —algo razonable de querer hacer con una maqueta— deja la API sin arrancar. El 4 de octubre de 2026 estuvo a punto de pasar: se iba a reemplazar prototipo/ por un clon más reciente que no tiene legal.html.</w:t>
       </w:r>
     </w:p>
     <w:p>

--- a/docs/04 - Decisiones tecnicas y stack.docx
+++ b/docs/04 - Decisiones tecnicas y stack.docx
@@ -142,7 +142,7 @@
                 <w:sz w:val="18"/>
                 <w:szCs w:val="18"/>
               </w:rPr>
-              <w:t>04 de 06</w:t>
+              <w:t xml:space="preserve">04 de 07</w:t>
             </w:r>
           </w:p>
         </w:tc>
@@ -201,7 +201,7 @@
                 <w:sz w:val="18"/>
                 <w:szCs w:val="18"/>
               </w:rPr>
-              <w:t>16 de septiembre de 2026 · revisiones del 22 de septiembre y del 1 de octubre de 2026</w:t>
+              <w:t xml:space="preserve">16 de septiembre de 2026 · revisiones del 22 de septiembre, del 1 de octubre y del 16 de octubre de 2026 contra lo construido</w:t>
             </w:r>
           </w:p>
         </w:tc>
@@ -385,13 +385,7 @@
         <w:rPr>
           <w:lang w:val="es-CO"/>
         </w:rPr>
-        <w:t xml:space="preserve">PostgreSQL y Node con TypeScript. Postgres no es negociable: el esquema del sistema se apoya en cosas que solo este motor hace bien —seguridad a nivel de fila, jsonb para las fotografías del presupuesto, dominios numéricos y triggers en PL/pgSQL—. Cambiar </w:t>
-      </w:r>
-      <w:r>
-        <w:rPr>
-          <w:lang w:val="es-CO"/>
-        </w:rPr>
-        <w:t>de motor obligaría a reescribir las reglas de negocio dentro de la aplicación, que es justamente lo que el diseño evita.</w:t>
+        <w:t xml:space="preserve">PostgreSQL y Node con TypeScript. Postgres no es negociable: el esquema del sistema se apoya en cosas que solo este motor hace bien —seguridad a nivel de fila, jsonb para las fotografías del presupuesto, dominios numéricos y triggers en PL/pgSQL—. Cambiar de motor obligaría a reescribir las reglas de negocio dentro de la aplicación, que es justamente lo que el diseño evita.</w:t>
       </w:r>
     </w:p>
     <w:p>
@@ -406,13 +400,7 @@
         <w:rPr>
           <w:lang w:val="es-CO"/>
         </w:rPr>
-        <w:t>Node encaja por otra razón: buena parte del trabajo del MVP es interfaz reactiva —recálculo en tiempo real, ventanas flotantes, un árbo</w:t>
-      </w:r>
-      <w:r>
-        <w:rPr>
-          <w:lang w:val="es-CO"/>
-        </w:rPr>
-        <w:t>l de profundidad ilimitada— y un solo lenguaje en los dos lados ahorra mantener dos modelos de validación.</w:t>
+        <w:t>Node encaja por otra razón: buena parte del trabajo del MVP es interfaz reactiva —recálculo en tiempo real, ventanas flotantes, un árbol de profundidad ilimitada— y un solo lenguaje en los dos lados ahorra mantener dos modelos de validación.</w:t>
       </w:r>
     </w:p>
     <w:tbl>
@@ -490,40 +478,24 @@
                 <w:szCs w:val="19"/>
                 <w:lang w:val="es-CO"/>
               </w:rPr>
-              <w:t>Postgres corre bancos y Node corre plataformas de millones de usuarios: ninguno de los dos impide hacer un sistema profesio</w:t>
-            </w:r>
+              <w:t>Postgres corre bancos y Node corre plataformas de millones de usuarios: ninguno de los dos impide hacer un sistema profesional. Pero tampoco lo garantizan. Lo que decide si el resultado es seguro, eficiente y mantenible está en las secciones 3 a 6 de este documento, no en la tabla de la sección 2.</w:t>
+            </w:r>
+          </w:p>
+          <w:p>
+            <w:pPr>
+              <w:spacing w:after="40" w:line="276" w:lineRule="auto"/>
+              <w:jc w:val="both"/>
+              <w:rPr>
+                <w:lang w:val="es-CO"/>
+              </w:rPr>
+            </w:pPr>
             <w:r>
               <w:rPr>
                 <w:sz w:val="19"/>
                 <w:szCs w:val="19"/>
                 <w:lang w:val="es-CO"/>
               </w:rPr>
-              <w:t>nal. Pero tampoco lo garantizan. Lo que decide si el resultado es seguro, eficiente y mantenible está en las secciones 3 a 6 de este documento, no en la tabla de la sección 2.</w:t>
-            </w:r>
-          </w:p>
-          <w:p>
-            <w:pPr>
-              <w:spacing w:after="40" w:line="276" w:lineRule="auto"/>
-              <w:jc w:val="both"/>
-              <w:rPr>
-                <w:lang w:val="es-CO"/>
-              </w:rPr>
-            </w:pPr>
-            <w:r>
-              <w:rPr>
-                <w:sz w:val="19"/>
-                <w:szCs w:val="19"/>
-                <w:lang w:val="es-CO"/>
-              </w:rPr>
-              <w:t>Y si quien programa domina otro stack, eso gana. Un MVP escrito rápido en lo con</w:t>
-            </w:r>
-            <w:r>
-              <w:rPr>
-                <w:sz w:val="19"/>
-                <w:szCs w:val="19"/>
-                <w:lang w:val="es-CO"/>
-              </w:rPr>
-              <w:t>ocido vale más que uno escrito lento en lo óptimo.</w:t>
+              <w:t>Y si quien programa domina otro stack, eso gana. Un MVP escrito rápido en lo conocido vale más que uno escrito lento en lo óptimo.</w:t>
             </w:r>
           </w:p>
         </w:tc>
@@ -1662,7 +1634,7 @@
                 <w:sz w:val="18"/>
                 <w:szCs w:val="18"/>
               </w:rPr>
-              <w:t>Almacenamiento del logo</w:t>
+              <w:t xml:space="preserve">Almacenamiento del logo y los comprobantes</w:t>
             </w:r>
           </w:p>
         </w:tc>
@@ -1686,7 +1658,7 @@
                 <w:sz w:val="18"/>
                 <w:szCs w:val="18"/>
               </w:rPr>
-              <w:t>S3, Cloudflare R2 o similar. SIN DECIDIR.</w:t>
+              <w:t xml:space="preserve">Mientras no haya un servicio contratado, en la base (D-71, 9 de octubre de 2026): app.logo y plataforma.soporte_pago. Después, S3, Cloudflare R2 o similar.</w:t>
             </w:r>
           </w:p>
         </w:tc>
@@ -1714,7 +1686,7 @@
                 <w:szCs w:val="18"/>
                 <w:lang w:val="es-CO"/>
               </w:rPr>
-              <w:t>Nunca dentro de la base de datos. Y ojo con D-64: un logo referenciado por cualquier versión de un presupuesto no se borra nunca, así que una limpieza de huérfanos tiene que excluir los que aparezcan en una fotografía.</w:t>
+              <w:t xml:space="preserve">Una fila por imagen, direccionada por su hash; solo PNG y JPEG para el logo (un SVG en línea ejecuta script) y tope de 1 MB; comprobantes PNG, JPEG o PDF hasta 5 MB. Cuando exista almacenamiento de objetos (D-30), las dos rutas pasan a ser llaves y las tablas se migran una vez. Y ojo con D-64: un logo que nombra cualquier versión no se borra nunca, así que una limpieza de huérfanos tiene que excluir los que aparezcan en una fotografía.</w:t>
             </w:r>
           </w:p>
         </w:tc>
@@ -1926,16 +1898,6 @@
         </w:rPr>
         <w:t>2.1 Supabase: la alternativa que se miró y quedó descartada</w:t>
       </w:r>
-      <w:r>
-        <w:rPr>
-          <w:b/>
-          <w:bCs/>
-          <w:color w:val="1F2933"/>
-          <w:sz w:val="23"/>
-          <w:szCs w:val="23"/>
-          <w:lang w:val="es-CO"/>
-        </w:rPr>
-      </w:r>
     </w:p>
     <w:p>
       <w:pPr>
@@ -1950,16 +1912,6 @@
           <w:lang w:val="es-CO"/>
         </w:rPr>
         <w:t>Supabase entrega Postgres, autenticación, almacenamiento de archivos y seguridad a nivel de fila de fábrica, y el esquema de este sistema ya está construido sobre esa seguridad. El costo es que su autenticación quiere todos los usuarios en una tabla propia, lo que choca con tener al superadministrador aparte, y el aislamiento pasaría a leerse de un claim del token en vez de una variable de sesión.</w:t>
-      </w:r>
-      <w:r>
-        <w:rPr>
-          <w:lang w:val="es-CO"/>
-        </w:rPr>
-      </w:r>
-      <w:r>
-        <w:rPr>
-          <w:lang w:val="es-CO"/>
-        </w:rPr>
       </w:r>
     </w:p>
     <w:p>
@@ -2004,11 +1956,6 @@
           <w:lang w:val="es-CO"/>
         </w:rPr>
         <w:t>El archivo 05 - construsoft_mvp_schema.sql no es una sugerencia ni un punto de partida. Es la definición del sistema: sesenta y nueve triggers, diecinueve políticas de aislamiento, restricciones CHECK que defienden cada fórmula, llaves foráneas compuestas, dominios numéricos y noventa y cinco funciones de cálculo y de servicio, nada de lo cual sabe expresar una herramienta de mapeo objeto-relacional. Entre esas funciones están las que renumeran la EDT, duplican un presupuesto y versionan o propagan un APU: operaciones que tocan varias tablas a la vez y que por eso no viven en el backend (D-39).</w:t>
-      </w:r>
-      <w:r>
-        <w:rPr>
-          <w:lang w:val="es-CO"/>
-        </w:rPr>
       </w:r>
     </w:p>
     <w:tbl>
@@ -2069,19 +2016,7 @@
                 <w:szCs w:val="18"/>
                 <w:lang w:val="es-CO"/>
               </w:rPr>
-              <w:t>No dejes q</w:t>
-            </w:r>
-            <w:r>
-              <w:rPr>
-                <w:b/>
-                <w:bCs/>
-                <w:caps/>
-                <w:color w:val="B07A22"/>
-                <w:sz w:val="18"/>
-                <w:szCs w:val="18"/>
-                <w:lang w:val="es-CO"/>
-              </w:rPr>
-              <w:t>ue el ORM sea dueño del esquema</w:t>
+              <w:t>No dejes que el ORM sea dueño del esquema</w:t>
             </w:r>
           </w:p>
           <w:p>
@@ -2115,15 +2050,7 @@
                 <w:szCs w:val="19"/>
                 <w:lang w:val="es-CO"/>
               </w:rPr>
-              <w:t>Drizzle y Kysely leen</w:t>
-            </w:r>
-            <w:r>
-              <w:rPr>
-                <w:sz w:val="19"/>
-                <w:szCs w:val="19"/>
-                <w:lang w:val="es-CO"/>
-              </w:rPr>
-              <w:t xml:space="preserve"> la base que ya existe y no opinan sobre su estructura. Esa es la razón de fondo por la que se recomiendan, más allá de cualquier comparación de rendimiento.</w:t>
+              <w:t xml:space="preserve">Drizzle y Kysely leen la base que ya existe y no opinan sobre su estructura. Esa es la razón de fondo por la que se recomiendan, más allá de cualquier comparación de rendimiento.</w:t>
             </w:r>
           </w:p>
         </w:tc>
@@ -2142,11 +2069,6 @@
           <w:lang w:val="es-CO"/>
         </w:rPr>
         <w:t>En la práctica: las migraciones son archivos .sql numerados que se ejecutan en orden y se versionan en el repositorio. Y no hay ORM: el acceso a la base es pg directo, detrás de una única puerta —ejecutarConPermiso— que una regla de ESLint protege para que nadie abra otra. Este documento recomendaba Drizzle o Kysely y no se usó ninguno.</w:t>
-      </w:r>
-      <w:r>
-        <w:rPr>
-          <w:lang w:val="es-CO"/>
-        </w:rPr>
       </w:r>
     </w:p>
     <w:p>
@@ -2328,15 +2250,7 @@
                 <w:szCs w:val="18"/>
                 <w:lang w:val="es-CO"/>
               </w:rPr>
-              <w:t xml:space="preserve">El dinero se </w:t>
-            </w:r>
-            <w:r>
-              <w:rPr>
-                <w:sz w:val="18"/>
-                <w:szCs w:val="18"/>
-                <w:lang w:val="es-CO"/>
-              </w:rPr>
-              <w:t>calcula en SQL</w:t>
+              <w:t xml:space="preserve">El dinero se calcula en SQL</w:t>
             </w:r>
           </w:p>
         </w:tc>
@@ -2667,13 +2581,7 @@
         <w:rPr>
           <w:lang w:val="es-CO"/>
         </w:rPr>
-        <w:t xml:space="preserve">El aislamiento entre empresas depende de una variable de sesión que la aplicación fija en cada transacción. Con un agrupador de conexiones en modo transacción —que es lo que usan los servicios administrados de Postgres— un SET normal sobrevive al final de </w:t>
-      </w:r>
-      <w:r>
-        <w:rPr>
-          <w:lang w:val="es-CO"/>
-        </w:rPr>
-        <w:t>la petición y se filtra a la siguiente conexión del grupo: el inquilino B termina viendo datos del inquilino A.</w:t>
+        <w:t xml:space="preserve">El aislamiento entre empresas depende de una variable de sesión que la aplicación fija en cada transacción. Con un agrupador de conexiones en modo transacción —que es lo que usan los servicios administrados de Postgres— un SET normal sobrevive al final de la petición y se filtra a la siguiente conexión del grupo: el inquilino B termina viendo datos del inquilino A.</w:t>
       </w:r>
     </w:p>
     <w:tbl>
@@ -2823,20 +2731,6 @@
               </w:rPr>
               <w:t>La forma correcta es SELECT set_config('app.tenant_id', $1, true): ese true es el «local». Junto a esa línea va SELECT set_config('app.usuario_id', $2, true), que no es opcional: es el autor que la base escribe en cada evento del historial (D-45), y la transacción que no la fije deja eventos sin firmar. También prepara el control de acceso por proyecto de la fase 2. SET LOCAL app.tenant_id = $1 NO es SQL válido, porque SET no admite parámetros vinculados. El contexto se lee con app.fn_tenant_actual(), nunca con current_setting directo: tras la primera transacción de una conexión reutilizada, current_setting devuelve cadena vacía en vez de nulo y el casteo a uuid revienta.</w:t>
             </w:r>
-            <w:r>
-              <w:rPr>
-                <w:sz w:val="18"/>
-                <w:szCs w:val="18"/>
-                <w:lang w:val="es-CO"/>
-              </w:rPr>
-            </w:r>
-            <w:r>
-              <w:rPr>
-                <w:sz w:val="18"/>
-                <w:szCs w:val="18"/>
-                <w:lang w:val="es-CO"/>
-              </w:rPr>
-            </w:r>
           </w:p>
         </w:tc>
       </w:tr>
@@ -2971,20 +2865,6 @@
               </w:rPr>
               <w:t>Con FORCE ROW LEVEL SECURITY, que el esquema aplica, el dueño TAMBIÉN está sujeto a las políticas. Solo las ignoran los superusuarios y los roles con BYPASSRLS. La aplicación se conecta con un rol propio, sin privilegios de dueño, por privilegio mínimo y porque el dueño puede alterar o desactivar las políticas, no porque las ignore. El esquema crea cinco roles de grupo sin LOGIN —construsoft_owner, construsoft_super, construsoft_app, construsoft_superadmin y construsoft_auth— y solo dos llevan BYPASSRLS: construsoft_auth, dueño de las dos funciones de autenticación, y construsoft_super, dueño de las que cruzan inquilinos o corren sin contexto. El despliegue crea encima TRES roles de conexión —app_login, superadmin_login y auth_login—, que heredan de esos grupos y no son dueños de nada. El tercero es de D-46: fn_autenticar devuelve el hash de contraseña porque el backend lo compara con Argon2id, que PostgreSQL no sabe calcular, así que lo que se acota es quién puede pedirlo. Con app_login, fn_autenticar responde «permiso denegado».</w:t>
             </w:r>
-            <w:r>
-              <w:rPr>
-                <w:sz w:val="18"/>
-                <w:szCs w:val="18"/>
-                <w:lang w:val="es-CO"/>
-              </w:rPr>
-            </w:r>
-            <w:r>
-              <w:rPr>
-                <w:sz w:val="18"/>
-                <w:szCs w:val="18"/>
-                <w:lang w:val="es-CO"/>
-              </w:rPr>
-            </w:r>
           </w:p>
         </w:tc>
       </w:tr>
@@ -3049,19 +2929,6 @@
               <w:rPr>
                 <w:sz w:val="18"/>
                 <w:szCs w:val="18"/>
-                <w:lang w:val="es-CO"/>
-              </w:rPr>
-            </w:r>
-            <w:r>
-              <w:rPr>
-                <w:sz w:val="18"/>
-                <w:szCs w:val="18"/>
-              </w:rPr>
-            </w:r>
-            <w:r>
-              <w:rPr>
-                <w:sz w:val="18"/>
-                <w:szCs w:val="18"/>
               </w:rPr>
             </w:r>
           </w:p>
@@ -3190,19 +3057,6 @@
                 <w:lang w:val="es-CO"/>
               </w:rPr>
               <w:t>El esquema usa variables de transacción —app.purga_tenant, app.recalculo_en_curso y app.motivo_reapertura— para marcar sus propias operaciones, y cualquier conexión puede fijarlas. Los guardianes comprueban además que quien ejecuta sea una función interna, así que el backend no puede imitarlas ni por error ni a propósito (D-37). La regla general: lo que defiende una garantía es el privilegio, nunca una marca que el interesado escribe.</w:t>
-            </w:r>
-            <w:r>
-              <w:rPr>
-                <w:sz w:val="18"/>
-                <w:szCs w:val="18"/>
-                <w:lang w:val="es-CO"/>
-              </w:rPr>
-            </w:r>
-            <w:r>
-              <w:rPr>
-                <w:sz w:val="18"/>
-                <w:szCs w:val="18"/>
-              </w:rPr>
             </w:r>
             <w:r>
               <w:rPr>
@@ -3266,13 +3120,7 @@
         <w:rPr>
           <w:lang w:val="es-CO"/>
         </w:rPr>
-        <w:t>Consultas N+1 al pintar el árbol WBS. Si el servidor recorre el árbol nodo po</w:t>
-      </w:r>
-      <w:r>
-        <w:rPr>
-          <w:lang w:val="es-CO"/>
-        </w:rPr>
-        <w:t>r nodo en un bucle, cien actividades son cien consultas. Se resuelve con un CTE recursivo y una sola consulta.</w:t>
+        <w:t>Consultas N+1 al pintar el árbol WBS. Si el servidor recorre el árbol nodo por nodo en un bucle, cien actividades son cien consultas. Se resuelve con un CTE recursivo y una sola consulta.</w:t>
       </w:r>
     </w:p>
     <w:p>
@@ -3293,21 +3141,6 @@
           <w:lang w:val="es-CO"/>
         </w:rPr>
         <w:t>Recalcular el presupuesto entero en cada tecla que el usuario escribe en una cantidad. El patrón correcto es el que ya exige el requisito de que el frontend solo previsualice: la pantalla calcula para mostrar, guarda con retardo, y el servidor devuelve la cifra que vale. El recálculo lo dispara la base por sentencia, no por fila, así que una carga masiva de actividades debe hacerse en una sola sentencia y no en un bucle de INSERT.</w:t>
-      </w:r>
-      <w:r>
-        <w:rPr>
-          <w:lang w:val="es-CO"/>
-        </w:rPr>
-      </w:r>
-      <w:r>
-        <w:rPr>
-          <w:lang w:val="es-CO"/>
-        </w:rPr>
-      </w:r>
-      <w:r>
-        <w:rPr>
-          <w:lang w:val="es-CO"/>
-        </w:rPr>
       </w:r>
     </w:p>
     <w:p>
@@ -4233,14 +4066,7 @@
                 <w:szCs w:val="18"/>
                 <w:lang w:val="es-CO"/>
               </w:rPr>
-              <w:t>El esquema inicial se ejecuta como superusuario, porque crea los roles de grupo y dos de ellos necesitan BYPASSRLS; las migraciones posteriores, con el rol dueño. La aplicación corre siempre con el rol sin privilegios. Toda migración que cree tablas de inquilino debe terminar llamando a app.fn_aplicar_rls(), con app.fn_verificar_rls() como prueba de que no quedó ninguna sin política. Cuándo empiezan las migraciones: el día que la base tenga datos de un cliente. Hasta entonces el esquema se corrige en su propio archivo, porque no hay nada que migrar y un esquema repartido en capas es más difícil de auditar.</w:t>
-            </w:r>
-            <w:r>
-              <w:rPr>
-                <w:sz w:val="18"/>
-                <w:szCs w:val="18"/>
-                <w:lang w:val="es-CO"/>
-              </w:rPr>
+              <w:t xml:space="preserve">Desde el 14 de octubre de 2026 el esquema cambia solo por migraciones (D-77). El 05 quedó congelado como la migración 0; cada cambio es un archivo numerado en docs/migraciones con su archivo para revertirlo, y npm run migrar aplica las que falten y se detiene si la huella de una ya aplicada cambió. Cada migración corre en una sola transacción, solo como superusuario y bajo un candado que impide dos a la vez; plataforma.fn_migracion_iniciar impide repetir una o saltarse un número, y plataforma.fn_migracion_verificar se niega a terminar si queda una tabla de empresa sin aislar (app.fn_verificar_rls) o una función SECURITY DEFINER mal asegurada (app.fn_verificar_funciones). La aplicación corre siempre con el rol sin privilegios.</w:t>
             </w:r>
           </w:p>
         </w:tc>
@@ -4303,15 +4129,7 @@
                 <w:szCs w:val="18"/>
                 <w:lang w:val="es-CO"/>
               </w:rPr>
-              <w:t>R</w:t>
-            </w:r>
-            <w:r>
-              <w:rPr>
-                <w:sz w:val="18"/>
-                <w:szCs w:val="18"/>
-                <w:lang w:val="es-CO"/>
-              </w:rPr>
-              <w:t>egistro de errores con alerta. Si una constructora depende del sistema para entregar una oferta el viernes, enterarse el lunes no sirve.</w:t>
+              <w:t>Registro de errores con alerta. Si una constructora depende del sistema para entregar una oferta el viernes, enterarse el lunes no sirve.</w:t>
             </w:r>
           </w:p>
         </w:tc>
@@ -4376,13 +4194,6 @@
               </w:rPr>
               <w:t>El esquema corre desde la 15. El MVP no tiene vistas y el archivo funcionaría desde la 13; el piso se fija en la 15 porque el bloque que endurece vistas usa security_invoker, y así la primera vista que se agregue nace aislada. Las llaves primarias ya no usan gen_random_uuid() sino app.uuid_v7(), monótona dentro de cada milisegundo (D-48): los identificadores aleatorios fragmentan el índice y multiplican por más de tres el registro de transacciones, los ordenados por tiempo no. Si se despliega sobre la 18 o superior, esa función se sustituye por la uuidv7() nativa y no cambia nada más.</w:t>
             </w:r>
-            <w:r>
-              <w:rPr>
-                <w:sz w:val="18"/>
-                <w:szCs w:val="18"/>
-                <w:lang w:val="es-CO"/>
-              </w:rPr>
-            </w:r>
           </w:p>
         </w:tc>
       </w:tr>
@@ -4503,21 +4314,6 @@
         </w:rPr>
         <w:t>Es uno de los puntos abiertos de la sección 17 del documento 01: el formulario de registro no pide aceptar términos ni política de tratamiento, y no hay aviso de privacidad. En implementación es una casilla y dos páginas públicas; lo que falta es el texto. El registro en el Registro Nacional de Bases de Datos de la Superintendencia de Industria y Comercio solo obliga a empresas con activos totales superiores a 100.000 UVT —del orden de 5.237 millones de pesos en 2026—, así que a la escala de arranque probablemente no aplica. Pero las demás obligaciones no tienen umbral: política de tratamiento de datos, aviso de privacidad, autorización del titular y un canal para atender reclamos de habeas data.</w:t>
       </w:r>
-      <w:r>
-        <w:rPr>
-          <w:lang w:val="es-CO"/>
-        </w:rPr>
-      </w:r>
-      <w:r>
-        <w:rPr>
-          <w:lang w:val="es-CO"/>
-        </w:rPr>
-      </w:r>
-      <w:r>
-        <w:rPr>
-          <w:lang w:val="es-CO"/>
-        </w:rPr>
-      </w:r>
     </w:p>
     <w:p>
       <w:pPr/>
@@ -4534,13 +4330,7 @@
         <w:rPr>
           <w:lang w:val="es-CO"/>
         </w:rPr>
-        <w:t>Hay además un matiz que afecta los contratos con los clientes: frente a los datos de los usuarios propios la empresa es responsable del tratamiento, mientras que fre</w:t>
-      </w:r>
-      <w:r>
-        <w:rPr>
-          <w:lang w:val="es-CO"/>
-        </w:rPr>
-        <w:t xml:space="preserve">nte a los datos que los clientes cargan en la plataforma es encargada. </w:t>
+        <w:t xml:space="preserve">Hay además un matiz que afecta los contratos con los clientes: frente a los datos de los usuarios propios la empresa es responsable del tratamiento, mientras que frente a los datos que los clientes cargan en la plataforma es encargada. </w:t>
       </w:r>
       <w:r>
         <w:t>Esa distinción normalmente se firma.</w:t>
@@ -4621,15 +4411,7 @@
                 <w:szCs w:val="19"/>
                 <w:lang w:val="es-CO"/>
               </w:rPr>
-              <w:t>Se menciona porque es el tipo de obligación que se descubre tarde y cuesta caro, no porque quien escribe esto sea abogado.</w:t>
-            </w:r>
-            <w:r>
-              <w:rPr>
-                <w:sz w:val="19"/>
-                <w:szCs w:val="19"/>
-                <w:lang w:val="es-CO"/>
-              </w:rPr>
-              <w:t xml:space="preserve"> Conviene revisarlo con uno antes de firmar el primer contrato.</w:t>
+              <w:t xml:space="preserve">Se menciona porque es el tipo de obligación que se descubre tarde y cuesta caro, no porque quien escribe esto sea abogado. Conviene revisarlo con uno antes de firmar el primer contrato.</w:t>
             </w:r>
           </w:p>
         </w:tc>
@@ -4960,7 +4742,8 @@
           </w:tcPr>
           <w:p>
             <w:r>
-              <w:t>CS005</w:t>
+              <w:rPr/>
+              <w:t xml:space="preserve">CS005</w:t>
             </w:r>
           </w:p>
         </w:tc>
@@ -4970,7 +4753,8 @@
           </w:tcPr>
           <w:p>
             <w:r>
-              <w:t>La suscripción no está vigente y la acción escribe.</w:t>
+              <w:rPr/>
+              <w:t xml:space="preserve">La cuenta está en solo lectura —la prueba terminó sin pago— y la acción escribe (D-65, D-76).</w:t>
             </w:r>
           </w:p>
         </w:tc>
@@ -4980,7 +4764,43 @@
           </w:tcPr>
           <w:p>
             <w:r>
-              <w:t>402</w:t>
+              <w:rPr/>
+              <w:t xml:space="preserve">402</w:t>
+            </w:r>
+          </w:p>
+        </w:tc>
+      </w:tr>
+      <w:tr>
+        <w:tc>
+          <w:tcPr>
+            <w:tcW w:type="dxa" w:w="3009"/>
+          </w:tcPr>
+          <w:p>
+            <w:r>
+              <w:rPr/>
+              <w:t xml:space="preserve">CS006</w:t>
+            </w:r>
+          </w:p>
+        </w:tc>
+        <w:tc>
+          <w:tcPr>
+            <w:tcW w:type="dxa" w:w="3009"/>
+          </w:tcPr>
+          <w:p>
+            <w:r>
+              <w:rPr/>
+              <w:t xml:space="preserve">La cuenta está suspendida o cancelada y la acción no es la suscripción ni exportar (D-74, D-76).</w:t>
+            </w:r>
+          </w:p>
+        </w:tc>
+        <w:tc>
+          <w:tcPr>
+            <w:tcW w:type="dxa" w:w="3009"/>
+          </w:tcPr>
+          <w:p>
+            <w:r>
+              <w:rPr/>
+              <w:t xml:space="preserve">423</w:t>
             </w:r>
           </w:p>
         </w:tc>
